--- a/Transport-Futures-Email-Setup.docx
+++ b/Transport-Futures-Email-Setup.docx
@@ -369,7 +369,7 @@
     </w:p>
     <w:p>
       <w:pPr>
-        <w:spacing w:after="120"/>
+        <w:spacing w:after="160"/>
       </w:pPr>
       <w:r>
         <w:rPr>
@@ -385,11 +385,73 @@
       </w:r>
     </w:p>
     <w:p>
+      <w:pPr>
+        <w:pStyle w:val="Heading1"/>
+      </w:pPr>
+      <w:r>
+        <w:t>Keep your TF mail organized (optional)</w:t>
+      </w:r>
+    </w:p>
+    <w:p>
+      <w:pPr>
+        <w:spacing w:after="160"/>
+      </w:pPr>
       <w:r>
         <w:rPr>
-          <w:i/>
+          <w:b w:val="0"/>
         </w:rPr>
-        <w:t>Optional: create a filter (To: your TF address, apply a label) to keep TF mail neatly separated from personal mail.</w:t>
+        <w:t>Add a Gmail filter so everything sent to your TF address is automatically labeled — handy for separating work mail from personal mail in the same inbox.</w:t>
+      </w:r>
+    </w:p>
+    <w:p>
+      <w:pPr>
+        <w:pStyle w:val="ListNumber"/>
+      </w:pPr>
+      <w:r>
+        <w:t>In Gmail, click the sliders icon (Show search options) on the right of the search bar.</w:t>
+      </w:r>
+    </w:p>
+    <w:p>
+      <w:pPr>
+        <w:pStyle w:val="ListNumber"/>
+      </w:pPr>
+      <w:r>
+        <w:t>In the To field, type your TF address (e.g. kadja@transportfutures.org), then click Create filter.</w:t>
+      </w:r>
+    </w:p>
+    <w:p>
+      <w:pPr>
+        <w:pStyle w:val="ListNumber"/>
+      </w:pPr>
+      <w:r>
+        <w:t>Tick “Apply the label,” click the dropdown, choose New label, name it (e.g. Transport Futures), and click Create.</w:t>
+      </w:r>
+    </w:p>
+    <w:p>
+      <w:pPr>
+        <w:pStyle w:val="ListNumber"/>
+      </w:pPr>
+      <w:r>
+        <w:t>(Optional) also tick “Also apply filter to matching conversations” to label mail already in your inbox.</w:t>
+      </w:r>
+    </w:p>
+    <w:p>
+      <w:pPr>
+        <w:pStyle w:val="ListNumber"/>
+      </w:pPr>
+      <w:r>
+        <w:t>Click Create filter.</w:t>
+      </w:r>
+    </w:p>
+    <w:p>
+      <w:pPr>
+        <w:spacing w:after="160"/>
+      </w:pPr>
+      <w:r>
+        <w:rPr>
+          <w:b w:val="0"/>
+        </w:rPr>
+        <w:t>Now all mail to your TF address is labeled automatically and shows up under that label in your left sidebar. Tip: hover the label, click the three dots, then Label color to give it a colour.</w:t>
       </w:r>
     </w:p>
     <w:p>

--- a/Transport-Futures-Email-Setup.docx
+++ b/Transport-Futures-Email-Setup.docx
@@ -514,6 +514,184 @@
         <w:t>Anteneh</w:t>
       </w:r>
     </w:p>
+    <w:p>
+      <w:pPr>
+        <w:pStyle w:val="Heading1"/>
+        <w:spacing w:before="360"/>
+      </w:pPr>
+      <w:r>
+        <w:rPr>
+          <w:b w:val="0"/>
+          <w:i w:val="0"/>
+        </w:rPr>
+        <w:t>Appendix — Creating the setup key (admin only)</w:t>
+      </w:r>
+    </w:p>
+    <w:p>
+      <w:r>
+        <w:rPr>
+          <w:b w:val="0"/>
+          <w:i w:val="0"/>
+        </w:rPr>
+        <w:t>Team members can ignore this section. The setup key referred to above is a Brevo SMTP key, created once by whoever administers the Transport Futures Brevo account and then shared privately with each person.</w:t>
+      </w:r>
+    </w:p>
+    <w:p>
+      <w:pPr>
+        <w:spacing w:before="160" w:after="80"/>
+      </w:pPr>
+      <w:r>
+        <w:rPr>
+          <w:b/>
+          <w:i w:val="0"/>
+        </w:rPr>
+        <w:t>Create the key</w:t>
+      </w:r>
+    </w:p>
+    <w:p>
+      <w:pPr>
+        <w:pStyle w:val="ListNumber"/>
+      </w:pPr>
+      <w:r>
+        <w:rPr>
+          <w:b w:val="0"/>
+          <w:i w:val="0"/>
+        </w:rPr>
+        <w:t>Go to app.brevo.com and log in to the Transport Futures account.</w:t>
+      </w:r>
+    </w:p>
+    <w:p>
+      <w:pPr>
+        <w:pStyle w:val="ListNumber"/>
+      </w:pPr>
+      <w:r>
+        <w:rPr>
+          <w:b w:val="0"/>
+          <w:i w:val="0"/>
+        </w:rPr>
+        <w:t>Click the account name (top-right), then SMTP &amp; API. (Direct link: https://app.brevo.com/settings/keys/smtp)</w:t>
+      </w:r>
+    </w:p>
+    <w:p>
+      <w:pPr>
+        <w:pStyle w:val="ListNumber"/>
+      </w:pPr>
+      <w:r>
+        <w:rPr>
+          <w:b w:val="0"/>
+          <w:i w:val="0"/>
+        </w:rPr>
+        <w:t>Open the SMTP tab — not “API Keys”. They are different keys, and only the SMTP one works for Gmail.</w:t>
+      </w:r>
+    </w:p>
+    <w:p>
+      <w:pPr>
+        <w:pStyle w:val="ListNumber"/>
+      </w:pPr>
+      <w:r>
+        <w:rPr>
+          <w:b w:val="0"/>
+          <w:i w:val="0"/>
+        </w:rPr>
+        <w:t>This page also shows the values used on the Gmail SMTP screen above: server smtp-relay.brevo.com, port 587, and the Login (username).</w:t>
+      </w:r>
+    </w:p>
+    <w:p>
+      <w:pPr>
+        <w:pStyle w:val="ListNumber"/>
+      </w:pPr>
+      <w:r>
+        <w:rPr>
+          <w:b w:val="0"/>
+          <w:i w:val="0"/>
+        </w:rPr>
+        <w:t>Click “Generate a new SMTP key”, give it a name (e.g. the person's first name), then click Generate.</w:t>
+      </w:r>
+    </w:p>
+    <w:p>
+      <w:pPr>
+        <w:pStyle w:val="ListNumber"/>
+      </w:pPr>
+      <w:r>
+        <w:rPr>
+          <w:b w:val="0"/>
+          <w:i w:val="0"/>
+        </w:rPr>
+        <w:t>Copy the key immediately. It begins with xsmtpsib- and is shown only once — if it's lost, simply generate a new one.</w:t>
+      </w:r>
+    </w:p>
+    <w:p>
+      <w:pPr>
+        <w:pStyle w:val="ListNumber"/>
+      </w:pPr>
+      <w:r>
+        <w:rPr>
+          <w:b w:val="0"/>
+          <w:i w:val="0"/>
+        </w:rPr>
+        <w:t>Send the key to the person privately (not in a shared doc or group chat). This is the “setup key” mentioned earlier in this guide.</w:t>
+      </w:r>
+    </w:p>
+    <w:p>
+      <w:pPr>
+        <w:spacing w:before="200" w:after="80"/>
+      </w:pPr>
+      <w:r>
+        <w:rPr>
+          <w:b/>
+          <w:i w:val="0"/>
+        </w:rPr>
+        <w:t>Good to know</w:t>
+      </w:r>
+    </w:p>
+    <w:p>
+      <w:pPr>
+        <w:pStyle w:val="ListBullet2"/>
+      </w:pPr>
+      <w:r>
+        <w:rPr>
+          <w:b w:val="0"/>
+          <w:i w:val="0"/>
+        </w:rPr>
+        <w:t>Multiple SMTP keys can exist at the same time, so generating a new one never breaks anyone's existing setup. You can reuse one key across the team or issue one per person.</w:t>
+      </w:r>
+    </w:p>
+    <w:p>
+      <w:pPr>
+        <w:pStyle w:val="ListBullet2"/>
+      </w:pPr>
+      <w:r>
+        <w:rPr>
+          <w:b w:val="0"/>
+          <w:i w:val="0"/>
+        </w:rPr>
+        <w:t>The Username is the same for everyone — only the key acts as the password.</w:t>
+      </w:r>
+    </w:p>
+    <w:p>
+      <w:pPr>
+        <w:pStyle w:val="ListBullet2"/>
+      </w:pPr>
+      <w:r>
+        <w:rPr>
+          <w:b w:val="0"/>
+          <w:i w:val="0"/>
+        </w:rPr>
+        <w:t>Before adding a new address in Gmail, make sure that address is already forwarding (Cloudflare Email Routing). Gmail sends a verification code to it, so it must reach a real inbox — mail to an address with no forwarding rule is dropped.</w:t>
+      </w:r>
+    </w:p>
+    <w:p>
+      <w:pPr>
+        <w:pStyle w:val="ListBullet2"/>
+      </w:pPr>
+      <w:r>
+        <w:rPr>
+          <w:b w:val="0"/>
+          <w:i w:val="0"/>
+        </w:rPr>
+        <w:t>Treat keys like passwords: anyone holding one can send mail as @transportfutures.org.</w:t>
+      </w:r>
+    </w:p>
     <w:sectPr>
       <w:pgSz w:w="12240" w:h="15840"/>
       <w:pgMar w:top="1440" w:right="1800" w:bottom="1440" w:left="1800" w:header="720" w:footer="720" w:gutter="0"/>
